--- a/references/一体化教案空白模板.docx
+++ b/references/一体化教案空白模板.docx
@@ -3212,8 +3212,6 @@
               </w:rPr>
               <w:t>{学习效果评价}</w:t>
             </w:r>
-            <w:bookmarkStart w:id="0" w:name="_GoBack"/>
-            <w:bookmarkEnd w:id="0"/>
           </w:p>
         </w:tc>
       </w:tr>
@@ -3706,7 +3704,7 @@
           </w:tblCellMar>
         </w:tblPrEx>
         <w:trPr>
-          <w:trHeight w:val="3108" w:hRule="atLeast"/>
+          <w:trHeight w:val="567" w:hRule="atLeast"/>
         </w:trPr>
         <w:tc>
           <w:tcPr>
@@ -3726,6 +3724,7 @@
                 <w:lang w:val="en-US" w:eastAsia="zh-CN"/>
               </w:rPr>
             </w:pPr>
+            <w:bookmarkStart w:id="0" w:name="_GoBack" w:colFirst="0" w:colLast="4"/>
           </w:p>
         </w:tc>
         <w:tc>
@@ -3843,7 +3842,7 @@
           </w:tblCellMar>
         </w:tblPrEx>
         <w:trPr>
-          <w:trHeight w:val="3108" w:hRule="atLeast"/>
+          <w:trHeight w:val="567" w:hRule="atLeast"/>
         </w:trPr>
         <w:tc>
           <w:tcPr>
@@ -3980,7 +3979,138 @@
           </w:tblCellMar>
         </w:tblPrEx>
         <w:trPr>
-          <w:trHeight w:val="2819" w:hRule="atLeast"/>
+          <w:trHeight w:val="567" w:hRule="atLeast"/>
+        </w:trPr>
+        <w:tc>
+          <w:tcPr>
+            <w:tcW w:w="2782" w:type="dxa"/>
+            <w:vAlign w:val="center"/>
+          </w:tcPr>
+          <w:p>
+            <w:pPr>
+              <w:keepNext w:val="0"/>
+              <w:keepLines w:val="0"/>
+              <w:widowControl/>
+              <w:suppressLineNumbers w:val="0"/>
+              <w:jc w:val="left"/>
+              <w:textAlignment w:val="center"/>
+              <w:rPr>
+                <w:rFonts w:hint="default" w:eastAsia="楷体"/>
+                <w:lang w:val="en-US" w:eastAsia="zh-CN"/>
+              </w:rPr>
+            </w:pPr>
+          </w:p>
+        </w:tc>
+        <w:tc>
+          <w:tcPr>
+            <w:tcW w:w="2777" w:type="dxa"/>
+            <w:vAlign w:val="center"/>
+          </w:tcPr>
+          <w:p>
+            <w:pPr>
+              <w:keepNext w:val="0"/>
+              <w:keepLines w:val="0"/>
+              <w:widowControl/>
+              <w:suppressLineNumbers w:val="0"/>
+              <w:jc w:val="left"/>
+              <w:textAlignment w:val="center"/>
+              <w:rPr>
+                <w:rFonts w:ascii="Arial" w:hAnsi="Arial" w:eastAsia="楷体" w:cs="Times New Roman"/>
+                <w:snapToGrid w:val="0"/>
+                <w:color w:val="000000"/>
+                <w:sz w:val="24"/>
+                <w:szCs w:val="21"/>
+                <w:lang w:val="en-US" w:eastAsia="zh-CN" w:bidi="ar-SA"/>
+              </w:rPr>
+            </w:pPr>
+          </w:p>
+        </w:tc>
+        <w:tc>
+          <w:tcPr>
+            <w:tcW w:w="2777" w:type="dxa"/>
+            <w:vAlign w:val="center"/>
+          </w:tcPr>
+          <w:p>
+            <w:pPr>
+              <w:keepNext w:val="0"/>
+              <w:keepLines w:val="0"/>
+              <w:widowControl/>
+              <w:suppressLineNumbers w:val="0"/>
+              <w:jc w:val="left"/>
+              <w:textAlignment w:val="center"/>
+              <w:rPr>
+                <w:rFonts w:ascii="Arial" w:hAnsi="Arial" w:eastAsia="楷体" w:cs="Times New Roman"/>
+                <w:snapToGrid w:val="0"/>
+                <w:color w:val="000000"/>
+                <w:sz w:val="24"/>
+                <w:szCs w:val="21"/>
+                <w:lang w:val="en-US" w:eastAsia="zh-CN" w:bidi="ar-SA"/>
+              </w:rPr>
+            </w:pPr>
+          </w:p>
+        </w:tc>
+        <w:tc>
+          <w:tcPr>
+            <w:tcW w:w="2777" w:type="dxa"/>
+            <w:vAlign w:val="center"/>
+          </w:tcPr>
+          <w:p>
+            <w:pPr>
+              <w:keepNext w:val="0"/>
+              <w:keepLines w:val="0"/>
+              <w:widowControl/>
+              <w:suppressLineNumbers w:val="0"/>
+              <w:jc w:val="left"/>
+              <w:textAlignment w:val="center"/>
+              <w:rPr>
+                <w:rFonts w:ascii="Arial" w:hAnsi="Arial" w:eastAsia="楷体" w:cs="Times New Roman"/>
+                <w:snapToGrid w:val="0"/>
+                <w:color w:val="000000"/>
+                <w:sz w:val="24"/>
+                <w:szCs w:val="21"/>
+                <w:lang w:val="en-US" w:eastAsia="zh-CN" w:bidi="ar-SA"/>
+              </w:rPr>
+            </w:pPr>
+          </w:p>
+        </w:tc>
+        <w:tc>
+          <w:tcPr>
+            <w:tcW w:w="2838" w:type="dxa"/>
+            <w:vAlign w:val="center"/>
+          </w:tcPr>
+          <w:p>
+            <w:pPr>
+              <w:keepNext w:val="0"/>
+              <w:keepLines w:val="0"/>
+              <w:widowControl/>
+              <w:suppressLineNumbers w:val="0"/>
+              <w:jc w:val="left"/>
+              <w:textAlignment w:val="center"/>
+              <w:rPr>
+                <w:rFonts w:ascii="Arial" w:hAnsi="Arial" w:eastAsia="楷体" w:cs="Times New Roman"/>
+                <w:snapToGrid w:val="0"/>
+                <w:color w:val="000000"/>
+                <w:sz w:val="24"/>
+                <w:szCs w:val="21"/>
+                <w:lang w:val="en-US" w:eastAsia="zh-CN" w:bidi="ar-SA"/>
+              </w:rPr>
+            </w:pPr>
+          </w:p>
+        </w:tc>
+      </w:tr>
+      <w:tr>
+        <w:tblPrEx>
+          <w:tblBorders>
+            <w:top w:val="single" w:color="000000" w:sz="2" w:space="0"/>
+            <w:left w:val="single" w:color="000000" w:sz="2" w:space="0"/>
+            <w:bottom w:val="single" w:color="000000" w:sz="2" w:space="0"/>
+            <w:right w:val="single" w:color="000000" w:sz="2" w:space="0"/>
+            <w:insideH w:val="single" w:color="000000" w:sz="2" w:space="0"/>
+            <w:insideV w:val="single" w:color="000000" w:sz="2" w:space="0"/>
+          </w:tblBorders>
+        </w:tblPrEx>
+        <w:trPr>
+          <w:trHeight w:val="567" w:hRule="atLeast"/>
         </w:trPr>
         <w:tc>
           <w:tcPr>
@@ -4117,7 +4247,7 @@
           </w:tblCellMar>
         </w:tblPrEx>
         <w:trPr>
-          <w:trHeight w:val="2012" w:hRule="atLeast"/>
+          <w:trHeight w:val="567" w:hRule="atLeast"/>
         </w:trPr>
         <w:tc>
           <w:tcPr>
@@ -4222,6 +4352,305 @@
               <w:keepLines w:val="0"/>
               <w:widowControl/>
               <w:suppressLineNumbers w:val="0"/>
+              <w:jc w:val="left"/>
+              <w:textAlignment w:val="center"/>
+              <w:rPr>
+                <w:rFonts w:ascii="Arial" w:hAnsi="Arial" w:eastAsia="楷体" w:cs="Times New Roman"/>
+                <w:snapToGrid w:val="0"/>
+                <w:color w:val="000000"/>
+                <w:sz w:val="24"/>
+                <w:szCs w:val="21"/>
+                <w:lang w:val="en-US" w:eastAsia="zh-CN" w:bidi="ar-SA"/>
+              </w:rPr>
+            </w:pPr>
+          </w:p>
+        </w:tc>
+      </w:tr>
+      <w:tr>
+        <w:tblPrEx>
+          <w:tblBorders>
+            <w:top w:val="single" w:color="000000" w:sz="2" w:space="0"/>
+            <w:left w:val="single" w:color="000000" w:sz="2" w:space="0"/>
+            <w:bottom w:val="single" w:color="000000" w:sz="2" w:space="0"/>
+            <w:right w:val="single" w:color="000000" w:sz="2" w:space="0"/>
+            <w:insideH w:val="single" w:color="000000" w:sz="2" w:space="0"/>
+            <w:insideV w:val="single" w:color="000000" w:sz="2" w:space="0"/>
+          </w:tblBorders>
+        </w:tblPrEx>
+        <w:trPr>
+          <w:trHeight w:val="567" w:hRule="atLeast"/>
+        </w:trPr>
+        <w:tc>
+          <w:tcPr>
+            <w:tcW w:w="2782" w:type="dxa"/>
+            <w:vAlign w:val="center"/>
+          </w:tcPr>
+          <w:p>
+            <w:pPr>
+              <w:pStyle w:val="7"/>
+              <w:keepNext w:val="0"/>
+              <w:keepLines w:val="0"/>
+              <w:widowControl/>
+              <w:suppressLineNumbers w:val="0"/>
+              <w:pBdr>
+                <w:top w:val="none" w:color="auto" w:sz="0" w:space="0"/>
+                <w:left w:val="none" w:color="auto" w:sz="0" w:space="0"/>
+                <w:bottom w:val="none" w:color="auto" w:sz="0" w:space="0"/>
+                <w:right w:val="none" w:color="auto" w:sz="0" w:space="0"/>
+              </w:pBdr>
+              <w:spacing w:before="0" w:beforeAutospacing="0" w:after="0" w:afterAutospacing="0"/>
+              <w:ind w:left="0" w:leftChars="0" w:right="0" w:rightChars="0"/>
+              <w:rPr>
+                <w:rFonts w:hint="default" w:eastAsia="楷体"/>
+                <w:lang w:val="en-US" w:eastAsia="zh-CN"/>
+              </w:rPr>
+            </w:pPr>
+          </w:p>
+        </w:tc>
+        <w:tc>
+          <w:tcPr>
+            <w:tcW w:w="2777" w:type="dxa"/>
+            <w:vAlign w:val="center"/>
+          </w:tcPr>
+          <w:p>
+            <w:pPr>
+              <w:keepNext w:val="0"/>
+              <w:keepLines w:val="0"/>
+              <w:widowControl/>
+              <w:suppressLineNumbers w:val="0"/>
+              <w:spacing w:before="0" w:beforeAutospacing="0" w:after="0" w:afterAutospacing="0" w:line="240" w:lineRule="atLeast"/>
+              <w:ind w:left="0" w:leftChars="0" w:right="0" w:rightChars="0"/>
+              <w:jc w:val="left"/>
+              <w:textAlignment w:val="center"/>
+              <w:rPr>
+                <w:rFonts w:ascii="Arial" w:hAnsi="Arial" w:eastAsia="楷体" w:cs="Times New Roman"/>
+                <w:snapToGrid w:val="0"/>
+                <w:color w:val="000000"/>
+                <w:sz w:val="24"/>
+                <w:szCs w:val="21"/>
+                <w:lang w:val="en-US" w:eastAsia="zh-CN" w:bidi="ar-SA"/>
+              </w:rPr>
+            </w:pPr>
+          </w:p>
+        </w:tc>
+        <w:tc>
+          <w:tcPr>
+            <w:tcW w:w="2777" w:type="dxa"/>
+            <w:vAlign w:val="center"/>
+          </w:tcPr>
+          <w:p>
+            <w:pPr>
+              <w:keepNext w:val="0"/>
+              <w:keepLines w:val="0"/>
+              <w:widowControl/>
+              <w:suppressLineNumbers w:val="0"/>
+              <w:spacing w:before="0" w:beforeAutospacing="0" w:after="0" w:afterAutospacing="0" w:line="240" w:lineRule="atLeast"/>
+              <w:ind w:left="0" w:leftChars="0" w:right="0" w:rightChars="0"/>
+              <w:jc w:val="left"/>
+              <w:textAlignment w:val="center"/>
+              <w:rPr>
+                <w:rFonts w:ascii="Arial" w:hAnsi="Arial" w:eastAsia="楷体" w:cs="Times New Roman"/>
+                <w:snapToGrid w:val="0"/>
+                <w:color w:val="000000"/>
+                <w:sz w:val="24"/>
+                <w:szCs w:val="21"/>
+                <w:lang w:val="en-US" w:eastAsia="zh-CN" w:bidi="ar-SA"/>
+              </w:rPr>
+            </w:pPr>
+          </w:p>
+        </w:tc>
+        <w:tc>
+          <w:tcPr>
+            <w:tcW w:w="2777" w:type="dxa"/>
+            <w:vAlign w:val="center"/>
+          </w:tcPr>
+          <w:p>
+            <w:pPr>
+              <w:keepNext w:val="0"/>
+              <w:keepLines w:val="0"/>
+              <w:widowControl/>
+              <w:suppressLineNumbers w:val="0"/>
+              <w:spacing w:before="0" w:beforeAutospacing="0" w:after="0" w:afterAutospacing="0" w:line="240" w:lineRule="atLeast"/>
+              <w:ind w:left="0" w:leftChars="0" w:right="0" w:rightChars="0"/>
+              <w:jc w:val="left"/>
+              <w:textAlignment w:val="center"/>
+              <w:rPr>
+                <w:rFonts w:ascii="Arial" w:hAnsi="Arial" w:eastAsia="楷体" w:cs="Times New Roman"/>
+                <w:snapToGrid w:val="0"/>
+                <w:color w:val="000000"/>
+                <w:sz w:val="24"/>
+                <w:szCs w:val="21"/>
+                <w:lang w:val="en-US" w:eastAsia="zh-CN" w:bidi="ar-SA"/>
+              </w:rPr>
+            </w:pPr>
+          </w:p>
+        </w:tc>
+        <w:tc>
+          <w:tcPr>
+            <w:tcW w:w="2838" w:type="dxa"/>
+            <w:vAlign w:val="center"/>
+          </w:tcPr>
+          <w:p>
+            <w:pPr>
+              <w:keepNext w:val="0"/>
+              <w:keepLines w:val="0"/>
+              <w:widowControl/>
+              <w:suppressLineNumbers w:val="0"/>
+              <w:spacing w:before="0" w:beforeAutospacing="0" w:after="0" w:afterAutospacing="0" w:line="240" w:lineRule="atLeast"/>
+              <w:ind w:left="0" w:leftChars="0" w:right="0" w:rightChars="0"/>
+              <w:jc w:val="left"/>
+              <w:textAlignment w:val="center"/>
+              <w:rPr>
+                <w:rFonts w:ascii="Arial" w:hAnsi="Arial" w:eastAsia="楷体" w:cs="Times New Roman"/>
+                <w:snapToGrid w:val="0"/>
+                <w:color w:val="000000"/>
+                <w:sz w:val="24"/>
+                <w:szCs w:val="21"/>
+                <w:lang w:val="en-US" w:eastAsia="zh-CN" w:bidi="ar-SA"/>
+              </w:rPr>
+            </w:pPr>
+          </w:p>
+        </w:tc>
+      </w:tr>
+      <w:bookmarkEnd w:id="0"/>
+      <w:tr>
+        <w:tblPrEx>
+          <w:tblBorders>
+            <w:top w:val="single" w:color="000000" w:sz="2" w:space="0"/>
+            <w:left w:val="single" w:color="000000" w:sz="2" w:space="0"/>
+            <w:bottom w:val="single" w:color="000000" w:sz="2" w:space="0"/>
+            <w:right w:val="single" w:color="000000" w:sz="2" w:space="0"/>
+            <w:insideH w:val="single" w:color="000000" w:sz="2" w:space="0"/>
+            <w:insideV w:val="single" w:color="000000" w:sz="2" w:space="0"/>
+          </w:tblBorders>
+          <w:tblCellMar>
+            <w:top w:w="0" w:type="dxa"/>
+            <w:left w:w="0" w:type="dxa"/>
+            <w:bottom w:w="0" w:type="dxa"/>
+            <w:right w:w="0" w:type="dxa"/>
+          </w:tblCellMar>
+        </w:tblPrEx>
+        <w:trPr>
+          <w:trHeight w:val="562" w:hRule="atLeast"/>
+        </w:trPr>
+        <w:tc>
+          <w:tcPr>
+            <w:tcW w:w="2782" w:type="dxa"/>
+            <w:vAlign w:val="center"/>
+          </w:tcPr>
+          <w:p>
+            <w:pPr>
+              <w:pStyle w:val="7"/>
+              <w:keepNext w:val="0"/>
+              <w:keepLines w:val="0"/>
+              <w:widowControl/>
+              <w:suppressLineNumbers w:val="0"/>
+              <w:pBdr>
+                <w:top w:val="none" w:color="auto" w:sz="0" w:space="0"/>
+                <w:left w:val="none" w:color="auto" w:sz="0" w:space="0"/>
+                <w:bottom w:val="none" w:color="auto" w:sz="0" w:space="0"/>
+                <w:right w:val="none" w:color="auto" w:sz="0" w:space="0"/>
+              </w:pBdr>
+              <w:spacing w:before="0" w:beforeAutospacing="0" w:after="0" w:afterAutospacing="0"/>
+              <w:ind w:left="0" w:leftChars="0" w:right="0" w:rightChars="0"/>
+              <w:rPr>
+                <w:rFonts w:hint="default" w:eastAsia="楷体"/>
+                <w:lang w:val="en-US" w:eastAsia="zh-CN"/>
+              </w:rPr>
+            </w:pPr>
+          </w:p>
+        </w:tc>
+        <w:tc>
+          <w:tcPr>
+            <w:tcW w:w="2777" w:type="dxa"/>
+            <w:vAlign w:val="center"/>
+          </w:tcPr>
+          <w:p>
+            <w:pPr>
+              <w:keepNext w:val="0"/>
+              <w:keepLines w:val="0"/>
+              <w:widowControl/>
+              <w:suppressLineNumbers w:val="0"/>
+              <w:spacing w:before="0" w:beforeAutospacing="0" w:after="0" w:afterAutospacing="0" w:line="240" w:lineRule="atLeast"/>
+              <w:ind w:left="0" w:leftChars="0" w:right="0" w:rightChars="0"/>
+              <w:jc w:val="left"/>
+              <w:textAlignment w:val="center"/>
+              <w:rPr>
+                <w:rFonts w:ascii="Arial" w:hAnsi="Arial" w:eastAsia="楷体" w:cs="Times New Roman"/>
+                <w:snapToGrid w:val="0"/>
+                <w:color w:val="000000"/>
+                <w:sz w:val="24"/>
+                <w:szCs w:val="21"/>
+                <w:lang w:val="en-US" w:eastAsia="zh-CN" w:bidi="ar-SA"/>
+              </w:rPr>
+            </w:pPr>
+          </w:p>
+        </w:tc>
+        <w:tc>
+          <w:tcPr>
+            <w:tcW w:w="2777" w:type="dxa"/>
+            <w:vAlign w:val="center"/>
+          </w:tcPr>
+          <w:p>
+            <w:pPr>
+              <w:keepNext w:val="0"/>
+              <w:keepLines w:val="0"/>
+              <w:widowControl/>
+              <w:suppressLineNumbers w:val="0"/>
+              <w:spacing w:before="0" w:beforeAutospacing="0" w:after="0" w:afterAutospacing="0" w:line="240" w:lineRule="atLeast"/>
+              <w:ind w:left="0" w:leftChars="0" w:right="0" w:rightChars="0"/>
+              <w:jc w:val="left"/>
+              <w:textAlignment w:val="center"/>
+              <w:rPr>
+                <w:rFonts w:ascii="Arial" w:hAnsi="Arial" w:eastAsia="楷体" w:cs="Times New Roman"/>
+                <w:snapToGrid w:val="0"/>
+                <w:color w:val="000000"/>
+                <w:sz w:val="24"/>
+                <w:szCs w:val="21"/>
+                <w:lang w:val="en-US" w:eastAsia="zh-CN" w:bidi="ar-SA"/>
+              </w:rPr>
+            </w:pPr>
+          </w:p>
+        </w:tc>
+        <w:tc>
+          <w:tcPr>
+            <w:tcW w:w="2777" w:type="dxa"/>
+            <w:vAlign w:val="center"/>
+          </w:tcPr>
+          <w:p>
+            <w:pPr>
+              <w:keepNext w:val="0"/>
+              <w:keepLines w:val="0"/>
+              <w:widowControl/>
+              <w:suppressLineNumbers w:val="0"/>
+              <w:spacing w:before="0" w:beforeAutospacing="0" w:after="0" w:afterAutospacing="0" w:line="240" w:lineRule="atLeast"/>
+              <w:ind w:left="0" w:leftChars="0" w:right="0" w:rightChars="0"/>
+              <w:jc w:val="left"/>
+              <w:textAlignment w:val="center"/>
+              <w:rPr>
+                <w:rFonts w:ascii="Arial" w:hAnsi="Arial" w:eastAsia="楷体" w:cs="Times New Roman"/>
+                <w:snapToGrid w:val="0"/>
+                <w:color w:val="000000"/>
+                <w:sz w:val="24"/>
+                <w:szCs w:val="21"/>
+                <w:lang w:val="en-US" w:eastAsia="zh-CN" w:bidi="ar-SA"/>
+              </w:rPr>
+            </w:pPr>
+          </w:p>
+        </w:tc>
+        <w:tc>
+          <w:tcPr>
+            <w:tcW w:w="2838" w:type="dxa"/>
+            <w:vAlign w:val="center"/>
+          </w:tcPr>
+          <w:p>
+            <w:pPr>
+              <w:keepNext w:val="0"/>
+              <w:keepLines w:val="0"/>
+              <w:widowControl/>
+              <w:suppressLineNumbers w:val="0"/>
+              <w:spacing w:before="0" w:beforeAutospacing="0" w:after="0" w:afterAutospacing="0" w:line="240" w:lineRule="atLeast"/>
+              <w:ind w:left="0" w:leftChars="0" w:right="0" w:rightChars="0"/>
               <w:jc w:val="left"/>
               <w:textAlignment w:val="center"/>
               <w:rPr>
@@ -4263,12 +4692,19 @@
           </w:tcPr>
           <w:p>
             <w:pPr>
-              <w:keepNext w:val="0"/>
-              <w:keepLines w:val="0"/>
-              <w:widowControl/>
-              <w:suppressLineNumbers w:val="0"/>
-              <w:jc w:val="left"/>
-              <w:textAlignment w:val="center"/>
+              <w:pStyle w:val="7"/>
+              <w:keepNext w:val="0"/>
+              <w:keepLines w:val="0"/>
+              <w:widowControl/>
+              <w:suppressLineNumbers w:val="0"/>
+              <w:pBdr>
+                <w:top w:val="none" w:color="auto" w:sz="0" w:space="0"/>
+                <w:left w:val="none" w:color="auto" w:sz="0" w:space="0"/>
+                <w:bottom w:val="none" w:color="auto" w:sz="0" w:space="0"/>
+                <w:right w:val="none" w:color="auto" w:sz="0" w:space="0"/>
+              </w:pBdr>
+              <w:spacing w:before="0" w:beforeAutospacing="0" w:after="0" w:afterAutospacing="0"/>
+              <w:ind w:left="0" w:leftChars="0" w:right="0" w:rightChars="0"/>
               <w:rPr>
                 <w:rFonts w:hint="default" w:eastAsia="楷体"/>
                 <w:lang w:val="en-US" w:eastAsia="zh-CN"/>
@@ -4287,6 +4723,8 @@
               <w:keepLines w:val="0"/>
               <w:widowControl/>
               <w:suppressLineNumbers w:val="0"/>
+              <w:spacing w:before="0" w:beforeAutospacing="0" w:after="0" w:afterAutospacing="0" w:line="240" w:lineRule="atLeast"/>
+              <w:ind w:left="0" w:leftChars="0" w:right="0" w:rightChars="0"/>
               <w:jc w:val="left"/>
               <w:textAlignment w:val="center"/>
               <w:rPr>
@@ -4311,6 +4749,8 @@
               <w:keepLines w:val="0"/>
               <w:widowControl/>
               <w:suppressLineNumbers w:val="0"/>
+              <w:spacing w:before="0" w:beforeAutospacing="0" w:after="0" w:afterAutospacing="0" w:line="240" w:lineRule="atLeast"/>
+              <w:ind w:left="0" w:leftChars="0" w:right="0" w:rightChars="0"/>
               <w:jc w:val="left"/>
               <w:textAlignment w:val="center"/>
               <w:rPr>
@@ -4335,6 +4775,8 @@
               <w:keepLines w:val="0"/>
               <w:widowControl/>
               <w:suppressLineNumbers w:val="0"/>
+              <w:spacing w:before="0" w:beforeAutospacing="0" w:after="0" w:afterAutospacing="0" w:line="240" w:lineRule="atLeast"/>
+              <w:ind w:left="0" w:leftChars="0" w:right="0" w:rightChars="0"/>
               <w:jc w:val="left"/>
               <w:textAlignment w:val="center"/>
               <w:rPr>
@@ -4359,6 +4801,1072 @@
               <w:keepLines w:val="0"/>
               <w:widowControl/>
               <w:suppressLineNumbers w:val="0"/>
+              <w:spacing w:before="0" w:beforeAutospacing="0" w:after="0" w:afterAutospacing="0" w:line="240" w:lineRule="atLeast"/>
+              <w:ind w:left="0" w:leftChars="0" w:right="0" w:rightChars="0"/>
+              <w:jc w:val="left"/>
+              <w:textAlignment w:val="center"/>
+              <w:rPr>
+                <w:rFonts w:ascii="Arial" w:hAnsi="Arial" w:eastAsia="楷体" w:cs="Times New Roman"/>
+                <w:snapToGrid w:val="0"/>
+                <w:color w:val="000000"/>
+                <w:sz w:val="24"/>
+                <w:szCs w:val="21"/>
+                <w:lang w:val="en-US" w:eastAsia="zh-CN" w:bidi="ar-SA"/>
+              </w:rPr>
+            </w:pPr>
+          </w:p>
+        </w:tc>
+      </w:tr>
+      <w:tr>
+        <w:tblPrEx>
+          <w:tblBorders>
+            <w:top w:val="single" w:color="000000" w:sz="2" w:space="0"/>
+            <w:left w:val="single" w:color="000000" w:sz="2" w:space="0"/>
+            <w:bottom w:val="single" w:color="000000" w:sz="2" w:space="0"/>
+            <w:right w:val="single" w:color="000000" w:sz="2" w:space="0"/>
+            <w:insideH w:val="single" w:color="000000" w:sz="2" w:space="0"/>
+            <w:insideV w:val="single" w:color="000000" w:sz="2" w:space="0"/>
+          </w:tblBorders>
+          <w:tblCellMar>
+            <w:top w:w="0" w:type="dxa"/>
+            <w:left w:w="0" w:type="dxa"/>
+            <w:bottom w:w="0" w:type="dxa"/>
+            <w:right w:w="0" w:type="dxa"/>
+          </w:tblCellMar>
+        </w:tblPrEx>
+        <w:trPr>
+          <w:trHeight w:val="562" w:hRule="atLeast"/>
+        </w:trPr>
+        <w:tc>
+          <w:tcPr>
+            <w:tcW w:w="2782" w:type="dxa"/>
+            <w:vAlign w:val="center"/>
+          </w:tcPr>
+          <w:p>
+            <w:pPr>
+              <w:pStyle w:val="7"/>
+              <w:keepNext w:val="0"/>
+              <w:keepLines w:val="0"/>
+              <w:widowControl/>
+              <w:suppressLineNumbers w:val="0"/>
+              <w:pBdr>
+                <w:top w:val="none" w:color="auto" w:sz="0" w:space="0"/>
+                <w:left w:val="none" w:color="auto" w:sz="0" w:space="0"/>
+                <w:bottom w:val="none" w:color="auto" w:sz="0" w:space="0"/>
+                <w:right w:val="none" w:color="auto" w:sz="0" w:space="0"/>
+              </w:pBdr>
+              <w:spacing w:before="0" w:beforeAutospacing="0" w:after="0" w:afterAutospacing="0"/>
+              <w:ind w:left="0" w:leftChars="0" w:right="0" w:rightChars="0"/>
+              <w:rPr>
+                <w:rFonts w:hint="default" w:eastAsia="楷体"/>
+                <w:lang w:val="en-US" w:eastAsia="zh-CN"/>
+              </w:rPr>
+            </w:pPr>
+          </w:p>
+        </w:tc>
+        <w:tc>
+          <w:tcPr>
+            <w:tcW w:w="2777" w:type="dxa"/>
+            <w:vAlign w:val="center"/>
+          </w:tcPr>
+          <w:p>
+            <w:pPr>
+              <w:keepNext w:val="0"/>
+              <w:keepLines w:val="0"/>
+              <w:widowControl/>
+              <w:suppressLineNumbers w:val="0"/>
+              <w:spacing w:before="0" w:beforeAutospacing="0" w:after="0" w:afterAutospacing="0" w:line="240" w:lineRule="atLeast"/>
+              <w:ind w:left="0" w:leftChars="0" w:right="0" w:rightChars="0"/>
+              <w:jc w:val="left"/>
+              <w:textAlignment w:val="center"/>
+              <w:rPr>
+                <w:rFonts w:ascii="Arial" w:hAnsi="Arial" w:eastAsia="楷体" w:cs="Times New Roman"/>
+                <w:snapToGrid w:val="0"/>
+                <w:color w:val="000000"/>
+                <w:sz w:val="24"/>
+                <w:szCs w:val="21"/>
+                <w:lang w:val="en-US" w:eastAsia="zh-CN" w:bidi="ar-SA"/>
+              </w:rPr>
+            </w:pPr>
+          </w:p>
+        </w:tc>
+        <w:tc>
+          <w:tcPr>
+            <w:tcW w:w="2777" w:type="dxa"/>
+            <w:vAlign w:val="center"/>
+          </w:tcPr>
+          <w:p>
+            <w:pPr>
+              <w:keepNext w:val="0"/>
+              <w:keepLines w:val="0"/>
+              <w:widowControl/>
+              <w:suppressLineNumbers w:val="0"/>
+              <w:spacing w:before="0" w:beforeAutospacing="0" w:after="0" w:afterAutospacing="0" w:line="240" w:lineRule="atLeast"/>
+              <w:ind w:left="0" w:leftChars="0" w:right="0" w:rightChars="0"/>
+              <w:jc w:val="left"/>
+              <w:textAlignment w:val="center"/>
+              <w:rPr>
+                <w:rFonts w:ascii="Arial" w:hAnsi="Arial" w:eastAsia="楷体" w:cs="Times New Roman"/>
+                <w:snapToGrid w:val="0"/>
+                <w:color w:val="000000"/>
+                <w:sz w:val="24"/>
+                <w:szCs w:val="21"/>
+                <w:lang w:val="en-US" w:eastAsia="zh-CN" w:bidi="ar-SA"/>
+              </w:rPr>
+            </w:pPr>
+          </w:p>
+        </w:tc>
+        <w:tc>
+          <w:tcPr>
+            <w:tcW w:w="2777" w:type="dxa"/>
+            <w:vAlign w:val="center"/>
+          </w:tcPr>
+          <w:p>
+            <w:pPr>
+              <w:keepNext w:val="0"/>
+              <w:keepLines w:val="0"/>
+              <w:widowControl/>
+              <w:suppressLineNumbers w:val="0"/>
+              <w:spacing w:before="0" w:beforeAutospacing="0" w:after="0" w:afterAutospacing="0" w:line="240" w:lineRule="atLeast"/>
+              <w:ind w:left="0" w:leftChars="0" w:right="0" w:rightChars="0"/>
+              <w:jc w:val="left"/>
+              <w:textAlignment w:val="center"/>
+              <w:rPr>
+                <w:rFonts w:ascii="Arial" w:hAnsi="Arial" w:eastAsia="楷体" w:cs="Times New Roman"/>
+                <w:snapToGrid w:val="0"/>
+                <w:color w:val="000000"/>
+                <w:sz w:val="24"/>
+                <w:szCs w:val="21"/>
+                <w:lang w:val="en-US" w:eastAsia="zh-CN" w:bidi="ar-SA"/>
+              </w:rPr>
+            </w:pPr>
+          </w:p>
+        </w:tc>
+        <w:tc>
+          <w:tcPr>
+            <w:tcW w:w="2838" w:type="dxa"/>
+            <w:vAlign w:val="center"/>
+          </w:tcPr>
+          <w:p>
+            <w:pPr>
+              <w:keepNext w:val="0"/>
+              <w:keepLines w:val="0"/>
+              <w:widowControl/>
+              <w:suppressLineNumbers w:val="0"/>
+              <w:spacing w:before="0" w:beforeAutospacing="0" w:after="0" w:afterAutospacing="0" w:line="240" w:lineRule="atLeast"/>
+              <w:ind w:left="0" w:leftChars="0" w:right="0" w:rightChars="0"/>
+              <w:jc w:val="left"/>
+              <w:textAlignment w:val="center"/>
+              <w:rPr>
+                <w:rFonts w:ascii="Arial" w:hAnsi="Arial" w:eastAsia="楷体" w:cs="Times New Roman"/>
+                <w:snapToGrid w:val="0"/>
+                <w:color w:val="000000"/>
+                <w:sz w:val="24"/>
+                <w:szCs w:val="21"/>
+                <w:lang w:val="en-US" w:eastAsia="zh-CN" w:bidi="ar-SA"/>
+              </w:rPr>
+            </w:pPr>
+          </w:p>
+        </w:tc>
+      </w:tr>
+      <w:tr>
+        <w:tblPrEx>
+          <w:tblBorders>
+            <w:top w:val="single" w:color="000000" w:sz="2" w:space="0"/>
+            <w:left w:val="single" w:color="000000" w:sz="2" w:space="0"/>
+            <w:bottom w:val="single" w:color="000000" w:sz="2" w:space="0"/>
+            <w:right w:val="single" w:color="000000" w:sz="2" w:space="0"/>
+            <w:insideH w:val="single" w:color="000000" w:sz="2" w:space="0"/>
+            <w:insideV w:val="single" w:color="000000" w:sz="2" w:space="0"/>
+          </w:tblBorders>
+          <w:tblCellMar>
+            <w:top w:w="0" w:type="dxa"/>
+            <w:left w:w="0" w:type="dxa"/>
+            <w:bottom w:w="0" w:type="dxa"/>
+            <w:right w:w="0" w:type="dxa"/>
+          </w:tblCellMar>
+        </w:tblPrEx>
+        <w:trPr>
+          <w:trHeight w:val="562" w:hRule="atLeast"/>
+        </w:trPr>
+        <w:tc>
+          <w:tcPr>
+            <w:tcW w:w="2782" w:type="dxa"/>
+            <w:vAlign w:val="center"/>
+          </w:tcPr>
+          <w:p>
+            <w:pPr>
+              <w:pStyle w:val="7"/>
+              <w:keepNext w:val="0"/>
+              <w:keepLines w:val="0"/>
+              <w:widowControl/>
+              <w:suppressLineNumbers w:val="0"/>
+              <w:pBdr>
+                <w:top w:val="none" w:color="auto" w:sz="0" w:space="0"/>
+                <w:left w:val="none" w:color="auto" w:sz="0" w:space="0"/>
+                <w:bottom w:val="none" w:color="auto" w:sz="0" w:space="0"/>
+                <w:right w:val="none" w:color="auto" w:sz="0" w:space="0"/>
+              </w:pBdr>
+              <w:spacing w:before="0" w:beforeAutospacing="0" w:after="0" w:afterAutospacing="0"/>
+              <w:ind w:left="0" w:leftChars="0" w:right="0" w:rightChars="0"/>
+              <w:rPr>
+                <w:rFonts w:hint="default" w:eastAsia="楷体"/>
+                <w:lang w:val="en-US" w:eastAsia="zh-CN"/>
+              </w:rPr>
+            </w:pPr>
+          </w:p>
+        </w:tc>
+        <w:tc>
+          <w:tcPr>
+            <w:tcW w:w="2777" w:type="dxa"/>
+            <w:vAlign w:val="center"/>
+          </w:tcPr>
+          <w:p>
+            <w:pPr>
+              <w:keepNext w:val="0"/>
+              <w:keepLines w:val="0"/>
+              <w:widowControl/>
+              <w:suppressLineNumbers w:val="0"/>
+              <w:spacing w:before="0" w:beforeAutospacing="0" w:after="0" w:afterAutospacing="0" w:line="240" w:lineRule="atLeast"/>
+              <w:ind w:left="0" w:leftChars="0" w:right="0" w:rightChars="0"/>
+              <w:jc w:val="left"/>
+              <w:textAlignment w:val="center"/>
+              <w:rPr>
+                <w:rFonts w:ascii="Arial" w:hAnsi="Arial" w:eastAsia="楷体" w:cs="Times New Roman"/>
+                <w:snapToGrid w:val="0"/>
+                <w:color w:val="000000"/>
+                <w:sz w:val="24"/>
+                <w:szCs w:val="21"/>
+                <w:lang w:val="en-US" w:eastAsia="zh-CN" w:bidi="ar-SA"/>
+              </w:rPr>
+            </w:pPr>
+          </w:p>
+        </w:tc>
+        <w:tc>
+          <w:tcPr>
+            <w:tcW w:w="2777" w:type="dxa"/>
+            <w:vAlign w:val="center"/>
+          </w:tcPr>
+          <w:p>
+            <w:pPr>
+              <w:keepNext w:val="0"/>
+              <w:keepLines w:val="0"/>
+              <w:widowControl/>
+              <w:suppressLineNumbers w:val="0"/>
+              <w:spacing w:before="0" w:beforeAutospacing="0" w:after="0" w:afterAutospacing="0" w:line="240" w:lineRule="atLeast"/>
+              <w:ind w:left="0" w:leftChars="0" w:right="0" w:rightChars="0"/>
+              <w:jc w:val="left"/>
+              <w:textAlignment w:val="center"/>
+              <w:rPr>
+                <w:rFonts w:ascii="Arial" w:hAnsi="Arial" w:eastAsia="楷体" w:cs="Times New Roman"/>
+                <w:snapToGrid w:val="0"/>
+                <w:color w:val="000000"/>
+                <w:sz w:val="24"/>
+                <w:szCs w:val="21"/>
+                <w:lang w:val="en-US" w:eastAsia="zh-CN" w:bidi="ar-SA"/>
+              </w:rPr>
+            </w:pPr>
+          </w:p>
+        </w:tc>
+        <w:tc>
+          <w:tcPr>
+            <w:tcW w:w="2777" w:type="dxa"/>
+            <w:vAlign w:val="center"/>
+          </w:tcPr>
+          <w:p>
+            <w:pPr>
+              <w:keepNext w:val="0"/>
+              <w:keepLines w:val="0"/>
+              <w:widowControl/>
+              <w:suppressLineNumbers w:val="0"/>
+              <w:spacing w:before="0" w:beforeAutospacing="0" w:after="0" w:afterAutospacing="0" w:line="240" w:lineRule="atLeast"/>
+              <w:ind w:left="0" w:leftChars="0" w:right="0" w:rightChars="0"/>
+              <w:jc w:val="left"/>
+              <w:textAlignment w:val="center"/>
+              <w:rPr>
+                <w:rFonts w:ascii="Arial" w:hAnsi="Arial" w:eastAsia="楷体" w:cs="Times New Roman"/>
+                <w:snapToGrid w:val="0"/>
+                <w:color w:val="000000"/>
+                <w:sz w:val="24"/>
+                <w:szCs w:val="21"/>
+                <w:lang w:val="en-US" w:eastAsia="zh-CN" w:bidi="ar-SA"/>
+              </w:rPr>
+            </w:pPr>
+          </w:p>
+        </w:tc>
+        <w:tc>
+          <w:tcPr>
+            <w:tcW w:w="2838" w:type="dxa"/>
+            <w:vAlign w:val="center"/>
+          </w:tcPr>
+          <w:p>
+            <w:pPr>
+              <w:keepNext w:val="0"/>
+              <w:keepLines w:val="0"/>
+              <w:widowControl/>
+              <w:suppressLineNumbers w:val="0"/>
+              <w:spacing w:before="0" w:beforeAutospacing="0" w:after="0" w:afterAutospacing="0" w:line="240" w:lineRule="atLeast"/>
+              <w:ind w:left="0" w:leftChars="0" w:right="0" w:rightChars="0"/>
+              <w:jc w:val="left"/>
+              <w:textAlignment w:val="center"/>
+              <w:rPr>
+                <w:rFonts w:ascii="Arial" w:hAnsi="Arial" w:eastAsia="楷体" w:cs="Times New Roman"/>
+                <w:snapToGrid w:val="0"/>
+                <w:color w:val="000000"/>
+                <w:sz w:val="24"/>
+                <w:szCs w:val="21"/>
+                <w:lang w:val="en-US" w:eastAsia="zh-CN" w:bidi="ar-SA"/>
+              </w:rPr>
+            </w:pPr>
+          </w:p>
+        </w:tc>
+      </w:tr>
+      <w:tr>
+        <w:tblPrEx>
+          <w:tblBorders>
+            <w:top w:val="single" w:color="000000" w:sz="2" w:space="0"/>
+            <w:left w:val="single" w:color="000000" w:sz="2" w:space="0"/>
+            <w:bottom w:val="single" w:color="000000" w:sz="2" w:space="0"/>
+            <w:right w:val="single" w:color="000000" w:sz="2" w:space="0"/>
+            <w:insideH w:val="single" w:color="000000" w:sz="2" w:space="0"/>
+            <w:insideV w:val="single" w:color="000000" w:sz="2" w:space="0"/>
+          </w:tblBorders>
+          <w:tblCellMar>
+            <w:top w:w="0" w:type="dxa"/>
+            <w:left w:w="0" w:type="dxa"/>
+            <w:bottom w:w="0" w:type="dxa"/>
+            <w:right w:w="0" w:type="dxa"/>
+          </w:tblCellMar>
+        </w:tblPrEx>
+        <w:trPr>
+          <w:trHeight w:val="562" w:hRule="atLeast"/>
+        </w:trPr>
+        <w:tc>
+          <w:tcPr>
+            <w:tcW w:w="2782" w:type="dxa"/>
+            <w:vAlign w:val="center"/>
+          </w:tcPr>
+          <w:p>
+            <w:pPr>
+              <w:pStyle w:val="7"/>
+              <w:keepNext w:val="0"/>
+              <w:keepLines w:val="0"/>
+              <w:widowControl/>
+              <w:suppressLineNumbers w:val="0"/>
+              <w:pBdr>
+                <w:top w:val="none" w:color="auto" w:sz="0" w:space="0"/>
+                <w:left w:val="none" w:color="auto" w:sz="0" w:space="0"/>
+                <w:bottom w:val="none" w:color="auto" w:sz="0" w:space="0"/>
+                <w:right w:val="none" w:color="auto" w:sz="0" w:space="0"/>
+              </w:pBdr>
+              <w:spacing w:before="0" w:beforeAutospacing="0" w:after="0" w:afterAutospacing="0"/>
+              <w:ind w:left="0" w:leftChars="0" w:right="0" w:rightChars="0"/>
+              <w:rPr>
+                <w:rFonts w:hint="default" w:eastAsia="楷体"/>
+                <w:lang w:val="en-US" w:eastAsia="zh-CN"/>
+              </w:rPr>
+            </w:pPr>
+          </w:p>
+        </w:tc>
+        <w:tc>
+          <w:tcPr>
+            <w:tcW w:w="2777" w:type="dxa"/>
+            <w:vAlign w:val="center"/>
+          </w:tcPr>
+          <w:p>
+            <w:pPr>
+              <w:keepNext w:val="0"/>
+              <w:keepLines w:val="0"/>
+              <w:widowControl/>
+              <w:suppressLineNumbers w:val="0"/>
+              <w:spacing w:before="0" w:beforeAutospacing="0" w:after="0" w:afterAutospacing="0" w:line="240" w:lineRule="atLeast"/>
+              <w:ind w:left="0" w:leftChars="0" w:right="0" w:rightChars="0"/>
+              <w:jc w:val="left"/>
+              <w:textAlignment w:val="center"/>
+              <w:rPr>
+                <w:rFonts w:ascii="Arial" w:hAnsi="Arial" w:eastAsia="楷体" w:cs="Times New Roman"/>
+                <w:snapToGrid w:val="0"/>
+                <w:color w:val="000000"/>
+                <w:sz w:val="24"/>
+                <w:szCs w:val="21"/>
+                <w:lang w:val="en-US" w:eastAsia="zh-CN" w:bidi="ar-SA"/>
+              </w:rPr>
+            </w:pPr>
+          </w:p>
+        </w:tc>
+        <w:tc>
+          <w:tcPr>
+            <w:tcW w:w="2777" w:type="dxa"/>
+            <w:vAlign w:val="center"/>
+          </w:tcPr>
+          <w:p>
+            <w:pPr>
+              <w:keepNext w:val="0"/>
+              <w:keepLines w:val="0"/>
+              <w:widowControl/>
+              <w:suppressLineNumbers w:val="0"/>
+              <w:spacing w:before="0" w:beforeAutospacing="0" w:after="0" w:afterAutospacing="0" w:line="240" w:lineRule="atLeast"/>
+              <w:ind w:left="0" w:leftChars="0" w:right="0" w:rightChars="0"/>
+              <w:jc w:val="left"/>
+              <w:textAlignment w:val="center"/>
+              <w:rPr>
+                <w:rFonts w:ascii="Arial" w:hAnsi="Arial" w:eastAsia="楷体" w:cs="Times New Roman"/>
+                <w:snapToGrid w:val="0"/>
+                <w:color w:val="000000"/>
+                <w:sz w:val="24"/>
+                <w:szCs w:val="21"/>
+                <w:lang w:val="en-US" w:eastAsia="zh-CN" w:bidi="ar-SA"/>
+              </w:rPr>
+            </w:pPr>
+          </w:p>
+        </w:tc>
+        <w:tc>
+          <w:tcPr>
+            <w:tcW w:w="2777" w:type="dxa"/>
+            <w:vAlign w:val="center"/>
+          </w:tcPr>
+          <w:p>
+            <w:pPr>
+              <w:keepNext w:val="0"/>
+              <w:keepLines w:val="0"/>
+              <w:widowControl/>
+              <w:suppressLineNumbers w:val="0"/>
+              <w:spacing w:before="0" w:beforeAutospacing="0" w:after="0" w:afterAutospacing="0" w:line="240" w:lineRule="atLeast"/>
+              <w:ind w:left="0" w:leftChars="0" w:right="0" w:rightChars="0"/>
+              <w:jc w:val="left"/>
+              <w:textAlignment w:val="center"/>
+              <w:rPr>
+                <w:rFonts w:ascii="Arial" w:hAnsi="Arial" w:eastAsia="楷体" w:cs="Times New Roman"/>
+                <w:snapToGrid w:val="0"/>
+                <w:color w:val="000000"/>
+                <w:sz w:val="24"/>
+                <w:szCs w:val="21"/>
+                <w:lang w:val="en-US" w:eastAsia="zh-CN" w:bidi="ar-SA"/>
+              </w:rPr>
+            </w:pPr>
+          </w:p>
+        </w:tc>
+        <w:tc>
+          <w:tcPr>
+            <w:tcW w:w="2838" w:type="dxa"/>
+            <w:vAlign w:val="center"/>
+          </w:tcPr>
+          <w:p>
+            <w:pPr>
+              <w:keepNext w:val="0"/>
+              <w:keepLines w:val="0"/>
+              <w:widowControl/>
+              <w:suppressLineNumbers w:val="0"/>
+              <w:spacing w:before="0" w:beforeAutospacing="0" w:after="0" w:afterAutospacing="0" w:line="240" w:lineRule="atLeast"/>
+              <w:ind w:left="0" w:leftChars="0" w:right="0" w:rightChars="0"/>
+              <w:jc w:val="left"/>
+              <w:textAlignment w:val="center"/>
+              <w:rPr>
+                <w:rFonts w:ascii="Arial" w:hAnsi="Arial" w:eastAsia="楷体" w:cs="Times New Roman"/>
+                <w:snapToGrid w:val="0"/>
+                <w:color w:val="000000"/>
+                <w:sz w:val="24"/>
+                <w:szCs w:val="21"/>
+                <w:lang w:val="en-US" w:eastAsia="zh-CN" w:bidi="ar-SA"/>
+              </w:rPr>
+            </w:pPr>
+          </w:p>
+        </w:tc>
+      </w:tr>
+      <w:tr>
+        <w:tblPrEx>
+          <w:tblBorders>
+            <w:top w:val="single" w:color="000000" w:sz="2" w:space="0"/>
+            <w:left w:val="single" w:color="000000" w:sz="2" w:space="0"/>
+            <w:bottom w:val="single" w:color="000000" w:sz="2" w:space="0"/>
+            <w:right w:val="single" w:color="000000" w:sz="2" w:space="0"/>
+            <w:insideH w:val="single" w:color="000000" w:sz="2" w:space="0"/>
+            <w:insideV w:val="single" w:color="000000" w:sz="2" w:space="0"/>
+          </w:tblBorders>
+          <w:tblCellMar>
+            <w:top w:w="0" w:type="dxa"/>
+            <w:left w:w="0" w:type="dxa"/>
+            <w:bottom w:w="0" w:type="dxa"/>
+            <w:right w:w="0" w:type="dxa"/>
+          </w:tblCellMar>
+        </w:tblPrEx>
+        <w:trPr>
+          <w:trHeight w:val="562" w:hRule="atLeast"/>
+        </w:trPr>
+        <w:tc>
+          <w:tcPr>
+            <w:tcW w:w="2782" w:type="dxa"/>
+            <w:vAlign w:val="center"/>
+          </w:tcPr>
+          <w:p>
+            <w:pPr>
+              <w:pStyle w:val="7"/>
+              <w:keepNext w:val="0"/>
+              <w:keepLines w:val="0"/>
+              <w:widowControl/>
+              <w:suppressLineNumbers w:val="0"/>
+              <w:pBdr>
+                <w:top w:val="none" w:color="auto" w:sz="0" w:space="0"/>
+                <w:left w:val="none" w:color="auto" w:sz="0" w:space="0"/>
+                <w:bottom w:val="none" w:color="auto" w:sz="0" w:space="0"/>
+                <w:right w:val="none" w:color="auto" w:sz="0" w:space="0"/>
+              </w:pBdr>
+              <w:spacing w:before="0" w:beforeAutospacing="0" w:after="0" w:afterAutospacing="0"/>
+              <w:ind w:left="0" w:leftChars="0" w:right="0" w:rightChars="0"/>
+              <w:rPr>
+                <w:rFonts w:hint="default" w:eastAsia="楷体"/>
+                <w:lang w:val="en-US" w:eastAsia="zh-CN"/>
+              </w:rPr>
+            </w:pPr>
+          </w:p>
+        </w:tc>
+        <w:tc>
+          <w:tcPr>
+            <w:tcW w:w="2777" w:type="dxa"/>
+            <w:vAlign w:val="center"/>
+          </w:tcPr>
+          <w:p>
+            <w:pPr>
+              <w:keepNext w:val="0"/>
+              <w:keepLines w:val="0"/>
+              <w:widowControl/>
+              <w:suppressLineNumbers w:val="0"/>
+              <w:spacing w:before="0" w:beforeAutospacing="0" w:after="0" w:afterAutospacing="0" w:line="240" w:lineRule="atLeast"/>
+              <w:ind w:left="0" w:leftChars="0" w:right="0" w:rightChars="0"/>
+              <w:jc w:val="left"/>
+              <w:textAlignment w:val="center"/>
+              <w:rPr>
+                <w:rFonts w:ascii="Arial" w:hAnsi="Arial" w:eastAsia="楷体" w:cs="Times New Roman"/>
+                <w:snapToGrid w:val="0"/>
+                <w:color w:val="000000"/>
+                <w:sz w:val="24"/>
+                <w:szCs w:val="21"/>
+                <w:lang w:val="en-US" w:eastAsia="zh-CN" w:bidi="ar-SA"/>
+              </w:rPr>
+            </w:pPr>
+          </w:p>
+        </w:tc>
+        <w:tc>
+          <w:tcPr>
+            <w:tcW w:w="2777" w:type="dxa"/>
+            <w:vAlign w:val="center"/>
+          </w:tcPr>
+          <w:p>
+            <w:pPr>
+              <w:keepNext w:val="0"/>
+              <w:keepLines w:val="0"/>
+              <w:widowControl/>
+              <w:suppressLineNumbers w:val="0"/>
+              <w:spacing w:before="0" w:beforeAutospacing="0" w:after="0" w:afterAutospacing="0" w:line="240" w:lineRule="atLeast"/>
+              <w:ind w:left="0" w:leftChars="0" w:right="0" w:rightChars="0"/>
+              <w:jc w:val="left"/>
+              <w:textAlignment w:val="center"/>
+              <w:rPr>
+                <w:rFonts w:ascii="Arial" w:hAnsi="Arial" w:eastAsia="楷体" w:cs="Times New Roman"/>
+                <w:snapToGrid w:val="0"/>
+                <w:color w:val="000000"/>
+                <w:sz w:val="24"/>
+                <w:szCs w:val="21"/>
+                <w:lang w:val="en-US" w:eastAsia="zh-CN" w:bidi="ar-SA"/>
+              </w:rPr>
+            </w:pPr>
+          </w:p>
+        </w:tc>
+        <w:tc>
+          <w:tcPr>
+            <w:tcW w:w="2777" w:type="dxa"/>
+            <w:vAlign w:val="center"/>
+          </w:tcPr>
+          <w:p>
+            <w:pPr>
+              <w:keepNext w:val="0"/>
+              <w:keepLines w:val="0"/>
+              <w:widowControl/>
+              <w:suppressLineNumbers w:val="0"/>
+              <w:spacing w:before="0" w:beforeAutospacing="0" w:after="0" w:afterAutospacing="0" w:line="240" w:lineRule="atLeast"/>
+              <w:ind w:left="0" w:leftChars="0" w:right="0" w:rightChars="0"/>
+              <w:jc w:val="left"/>
+              <w:textAlignment w:val="center"/>
+              <w:rPr>
+                <w:rFonts w:ascii="Arial" w:hAnsi="Arial" w:eastAsia="楷体" w:cs="Times New Roman"/>
+                <w:snapToGrid w:val="0"/>
+                <w:color w:val="000000"/>
+                <w:sz w:val="24"/>
+                <w:szCs w:val="21"/>
+                <w:lang w:val="en-US" w:eastAsia="zh-CN" w:bidi="ar-SA"/>
+              </w:rPr>
+            </w:pPr>
+          </w:p>
+        </w:tc>
+        <w:tc>
+          <w:tcPr>
+            <w:tcW w:w="2838" w:type="dxa"/>
+            <w:vAlign w:val="center"/>
+          </w:tcPr>
+          <w:p>
+            <w:pPr>
+              <w:keepNext w:val="0"/>
+              <w:keepLines w:val="0"/>
+              <w:widowControl/>
+              <w:suppressLineNumbers w:val="0"/>
+              <w:spacing w:before="0" w:beforeAutospacing="0" w:after="0" w:afterAutospacing="0" w:line="240" w:lineRule="atLeast"/>
+              <w:ind w:left="0" w:leftChars="0" w:right="0" w:rightChars="0"/>
+              <w:jc w:val="left"/>
+              <w:textAlignment w:val="center"/>
+              <w:rPr>
+                <w:rFonts w:ascii="Arial" w:hAnsi="Arial" w:eastAsia="楷体" w:cs="Times New Roman"/>
+                <w:snapToGrid w:val="0"/>
+                <w:color w:val="000000"/>
+                <w:sz w:val="24"/>
+                <w:szCs w:val="21"/>
+                <w:lang w:val="en-US" w:eastAsia="zh-CN" w:bidi="ar-SA"/>
+              </w:rPr>
+            </w:pPr>
+          </w:p>
+        </w:tc>
+      </w:tr>
+      <w:tr>
+        <w:tblPrEx>
+          <w:tblBorders>
+            <w:top w:val="single" w:color="000000" w:sz="2" w:space="0"/>
+            <w:left w:val="single" w:color="000000" w:sz="2" w:space="0"/>
+            <w:bottom w:val="single" w:color="000000" w:sz="2" w:space="0"/>
+            <w:right w:val="single" w:color="000000" w:sz="2" w:space="0"/>
+            <w:insideH w:val="single" w:color="000000" w:sz="2" w:space="0"/>
+            <w:insideV w:val="single" w:color="000000" w:sz="2" w:space="0"/>
+          </w:tblBorders>
+          <w:tblCellMar>
+            <w:top w:w="0" w:type="dxa"/>
+            <w:left w:w="0" w:type="dxa"/>
+            <w:bottom w:w="0" w:type="dxa"/>
+            <w:right w:w="0" w:type="dxa"/>
+          </w:tblCellMar>
+        </w:tblPrEx>
+        <w:trPr>
+          <w:trHeight w:val="562" w:hRule="atLeast"/>
+        </w:trPr>
+        <w:tc>
+          <w:tcPr>
+            <w:tcW w:w="2782" w:type="dxa"/>
+            <w:vAlign w:val="center"/>
+          </w:tcPr>
+          <w:p>
+            <w:pPr>
+              <w:pStyle w:val="7"/>
+              <w:keepNext w:val="0"/>
+              <w:keepLines w:val="0"/>
+              <w:widowControl/>
+              <w:suppressLineNumbers w:val="0"/>
+              <w:pBdr>
+                <w:top w:val="none" w:color="auto" w:sz="0" w:space="0"/>
+                <w:left w:val="none" w:color="auto" w:sz="0" w:space="0"/>
+                <w:bottom w:val="none" w:color="auto" w:sz="0" w:space="0"/>
+                <w:right w:val="none" w:color="auto" w:sz="0" w:space="0"/>
+              </w:pBdr>
+              <w:spacing w:before="0" w:beforeAutospacing="0" w:after="0" w:afterAutospacing="0"/>
+              <w:ind w:left="0" w:leftChars="0" w:right="0" w:rightChars="0"/>
+              <w:rPr>
+                <w:rFonts w:hint="default" w:eastAsia="楷体"/>
+                <w:lang w:val="en-US" w:eastAsia="zh-CN"/>
+              </w:rPr>
+            </w:pPr>
+          </w:p>
+        </w:tc>
+        <w:tc>
+          <w:tcPr>
+            <w:tcW w:w="2777" w:type="dxa"/>
+            <w:vAlign w:val="center"/>
+          </w:tcPr>
+          <w:p>
+            <w:pPr>
+              <w:keepNext w:val="0"/>
+              <w:keepLines w:val="0"/>
+              <w:widowControl/>
+              <w:suppressLineNumbers w:val="0"/>
+              <w:spacing w:before="0" w:beforeAutospacing="0" w:after="0" w:afterAutospacing="0" w:line="240" w:lineRule="atLeast"/>
+              <w:ind w:left="0" w:leftChars="0" w:right="0" w:rightChars="0"/>
+              <w:jc w:val="left"/>
+              <w:textAlignment w:val="center"/>
+              <w:rPr>
+                <w:rFonts w:ascii="Arial" w:hAnsi="Arial" w:eastAsia="楷体" w:cs="Times New Roman"/>
+                <w:snapToGrid w:val="0"/>
+                <w:color w:val="000000"/>
+                <w:sz w:val="24"/>
+                <w:szCs w:val="21"/>
+                <w:lang w:val="en-US" w:eastAsia="zh-CN" w:bidi="ar-SA"/>
+              </w:rPr>
+            </w:pPr>
+          </w:p>
+        </w:tc>
+        <w:tc>
+          <w:tcPr>
+            <w:tcW w:w="2777" w:type="dxa"/>
+            <w:vAlign w:val="center"/>
+          </w:tcPr>
+          <w:p>
+            <w:pPr>
+              <w:keepNext w:val="0"/>
+              <w:keepLines w:val="0"/>
+              <w:widowControl/>
+              <w:suppressLineNumbers w:val="0"/>
+              <w:spacing w:before="0" w:beforeAutospacing="0" w:after="0" w:afterAutospacing="0" w:line="240" w:lineRule="atLeast"/>
+              <w:ind w:left="0" w:leftChars="0" w:right="0" w:rightChars="0"/>
+              <w:jc w:val="left"/>
+              <w:textAlignment w:val="center"/>
+              <w:rPr>
+                <w:rFonts w:ascii="Arial" w:hAnsi="Arial" w:eastAsia="楷体" w:cs="Times New Roman"/>
+                <w:snapToGrid w:val="0"/>
+                <w:color w:val="000000"/>
+                <w:sz w:val="24"/>
+                <w:szCs w:val="21"/>
+                <w:lang w:val="en-US" w:eastAsia="zh-CN" w:bidi="ar-SA"/>
+              </w:rPr>
+            </w:pPr>
+          </w:p>
+        </w:tc>
+        <w:tc>
+          <w:tcPr>
+            <w:tcW w:w="2777" w:type="dxa"/>
+            <w:vAlign w:val="center"/>
+          </w:tcPr>
+          <w:p>
+            <w:pPr>
+              <w:keepNext w:val="0"/>
+              <w:keepLines w:val="0"/>
+              <w:widowControl/>
+              <w:suppressLineNumbers w:val="0"/>
+              <w:spacing w:before="0" w:beforeAutospacing="0" w:after="0" w:afterAutospacing="0" w:line="240" w:lineRule="atLeast"/>
+              <w:ind w:left="0" w:leftChars="0" w:right="0" w:rightChars="0"/>
+              <w:jc w:val="left"/>
+              <w:textAlignment w:val="center"/>
+              <w:rPr>
+                <w:rFonts w:ascii="Arial" w:hAnsi="Arial" w:eastAsia="楷体" w:cs="Times New Roman"/>
+                <w:snapToGrid w:val="0"/>
+                <w:color w:val="000000"/>
+                <w:sz w:val="24"/>
+                <w:szCs w:val="21"/>
+                <w:lang w:val="en-US" w:eastAsia="zh-CN" w:bidi="ar-SA"/>
+              </w:rPr>
+            </w:pPr>
+          </w:p>
+        </w:tc>
+        <w:tc>
+          <w:tcPr>
+            <w:tcW w:w="2838" w:type="dxa"/>
+            <w:vAlign w:val="center"/>
+          </w:tcPr>
+          <w:p>
+            <w:pPr>
+              <w:keepNext w:val="0"/>
+              <w:keepLines w:val="0"/>
+              <w:widowControl/>
+              <w:suppressLineNumbers w:val="0"/>
+              <w:spacing w:before="0" w:beforeAutospacing="0" w:after="0" w:afterAutospacing="0" w:line="240" w:lineRule="atLeast"/>
+              <w:ind w:left="0" w:leftChars="0" w:right="0" w:rightChars="0"/>
+              <w:jc w:val="left"/>
+              <w:textAlignment w:val="center"/>
+              <w:rPr>
+                <w:rFonts w:ascii="Arial" w:hAnsi="Arial" w:eastAsia="楷体" w:cs="Times New Roman"/>
+                <w:snapToGrid w:val="0"/>
+                <w:color w:val="000000"/>
+                <w:sz w:val="24"/>
+                <w:szCs w:val="21"/>
+                <w:lang w:val="en-US" w:eastAsia="zh-CN" w:bidi="ar-SA"/>
+              </w:rPr>
+            </w:pPr>
+          </w:p>
+        </w:tc>
+      </w:tr>
+      <w:tr>
+        <w:tblPrEx>
+          <w:tblBorders>
+            <w:top w:val="single" w:color="000000" w:sz="2" w:space="0"/>
+            <w:left w:val="single" w:color="000000" w:sz="2" w:space="0"/>
+            <w:bottom w:val="single" w:color="000000" w:sz="2" w:space="0"/>
+            <w:right w:val="single" w:color="000000" w:sz="2" w:space="0"/>
+            <w:insideH w:val="single" w:color="000000" w:sz="2" w:space="0"/>
+            <w:insideV w:val="single" w:color="000000" w:sz="2" w:space="0"/>
+          </w:tblBorders>
+          <w:tblCellMar>
+            <w:top w:w="0" w:type="dxa"/>
+            <w:left w:w="0" w:type="dxa"/>
+            <w:bottom w:w="0" w:type="dxa"/>
+            <w:right w:w="0" w:type="dxa"/>
+          </w:tblCellMar>
+        </w:tblPrEx>
+        <w:trPr>
+          <w:trHeight w:val="562" w:hRule="atLeast"/>
+        </w:trPr>
+        <w:tc>
+          <w:tcPr>
+            <w:tcW w:w="2782" w:type="dxa"/>
+            <w:vAlign w:val="center"/>
+          </w:tcPr>
+          <w:p>
+            <w:pPr>
+              <w:pStyle w:val="7"/>
+              <w:keepNext w:val="0"/>
+              <w:keepLines w:val="0"/>
+              <w:widowControl/>
+              <w:suppressLineNumbers w:val="0"/>
+              <w:pBdr>
+                <w:top w:val="none" w:color="auto" w:sz="0" w:space="0"/>
+                <w:left w:val="none" w:color="auto" w:sz="0" w:space="0"/>
+                <w:bottom w:val="none" w:color="auto" w:sz="0" w:space="0"/>
+                <w:right w:val="none" w:color="auto" w:sz="0" w:space="0"/>
+              </w:pBdr>
+              <w:spacing w:before="0" w:beforeAutospacing="0" w:after="0" w:afterAutospacing="0"/>
+              <w:ind w:left="0" w:leftChars="0" w:right="0" w:rightChars="0"/>
+              <w:rPr>
+                <w:rFonts w:hint="default" w:eastAsia="楷体"/>
+                <w:lang w:val="en-US" w:eastAsia="zh-CN"/>
+              </w:rPr>
+            </w:pPr>
+          </w:p>
+        </w:tc>
+        <w:tc>
+          <w:tcPr>
+            <w:tcW w:w="2777" w:type="dxa"/>
+            <w:vAlign w:val="center"/>
+          </w:tcPr>
+          <w:p>
+            <w:pPr>
+              <w:keepNext w:val="0"/>
+              <w:keepLines w:val="0"/>
+              <w:widowControl/>
+              <w:suppressLineNumbers w:val="0"/>
+              <w:spacing w:before="0" w:beforeAutospacing="0" w:after="0" w:afterAutospacing="0" w:line="240" w:lineRule="atLeast"/>
+              <w:ind w:left="0" w:leftChars="0" w:right="0" w:rightChars="0"/>
+              <w:jc w:val="left"/>
+              <w:textAlignment w:val="center"/>
+              <w:rPr>
+                <w:rFonts w:ascii="Arial" w:hAnsi="Arial" w:eastAsia="楷体" w:cs="Times New Roman"/>
+                <w:snapToGrid w:val="0"/>
+                <w:color w:val="000000"/>
+                <w:sz w:val="24"/>
+                <w:szCs w:val="21"/>
+                <w:lang w:val="en-US" w:eastAsia="zh-CN" w:bidi="ar-SA"/>
+              </w:rPr>
+            </w:pPr>
+          </w:p>
+        </w:tc>
+        <w:tc>
+          <w:tcPr>
+            <w:tcW w:w="2777" w:type="dxa"/>
+            <w:vAlign w:val="center"/>
+          </w:tcPr>
+          <w:p>
+            <w:pPr>
+              <w:keepNext w:val="0"/>
+              <w:keepLines w:val="0"/>
+              <w:widowControl/>
+              <w:suppressLineNumbers w:val="0"/>
+              <w:spacing w:before="0" w:beforeAutospacing="0" w:after="0" w:afterAutospacing="0" w:line="240" w:lineRule="atLeast"/>
+              <w:ind w:left="0" w:leftChars="0" w:right="0" w:rightChars="0"/>
+              <w:jc w:val="left"/>
+              <w:textAlignment w:val="center"/>
+              <w:rPr>
+                <w:rFonts w:ascii="Arial" w:hAnsi="Arial" w:eastAsia="楷体" w:cs="Times New Roman"/>
+                <w:snapToGrid w:val="0"/>
+                <w:color w:val="000000"/>
+                <w:sz w:val="24"/>
+                <w:szCs w:val="21"/>
+                <w:lang w:val="en-US" w:eastAsia="zh-CN" w:bidi="ar-SA"/>
+              </w:rPr>
+            </w:pPr>
+          </w:p>
+        </w:tc>
+        <w:tc>
+          <w:tcPr>
+            <w:tcW w:w="2777" w:type="dxa"/>
+            <w:vAlign w:val="center"/>
+          </w:tcPr>
+          <w:p>
+            <w:pPr>
+              <w:keepNext w:val="0"/>
+              <w:keepLines w:val="0"/>
+              <w:widowControl/>
+              <w:suppressLineNumbers w:val="0"/>
+              <w:spacing w:before="0" w:beforeAutospacing="0" w:after="0" w:afterAutospacing="0" w:line="240" w:lineRule="atLeast"/>
+              <w:ind w:left="0" w:leftChars="0" w:right="0" w:rightChars="0"/>
+              <w:jc w:val="left"/>
+              <w:textAlignment w:val="center"/>
+              <w:rPr>
+                <w:rFonts w:ascii="Arial" w:hAnsi="Arial" w:eastAsia="楷体" w:cs="Times New Roman"/>
+                <w:snapToGrid w:val="0"/>
+                <w:color w:val="000000"/>
+                <w:sz w:val="24"/>
+                <w:szCs w:val="21"/>
+                <w:lang w:val="en-US" w:eastAsia="zh-CN" w:bidi="ar-SA"/>
+              </w:rPr>
+            </w:pPr>
+          </w:p>
+        </w:tc>
+        <w:tc>
+          <w:tcPr>
+            <w:tcW w:w="2838" w:type="dxa"/>
+            <w:vAlign w:val="center"/>
+          </w:tcPr>
+          <w:p>
+            <w:pPr>
+              <w:keepNext w:val="0"/>
+              <w:keepLines w:val="0"/>
+              <w:widowControl/>
+              <w:suppressLineNumbers w:val="0"/>
+              <w:spacing w:before="0" w:beforeAutospacing="0" w:after="0" w:afterAutospacing="0" w:line="240" w:lineRule="atLeast"/>
+              <w:ind w:left="0" w:leftChars="0" w:right="0" w:rightChars="0"/>
+              <w:jc w:val="left"/>
+              <w:textAlignment w:val="center"/>
+              <w:rPr>
+                <w:rFonts w:ascii="Arial" w:hAnsi="Arial" w:eastAsia="楷体" w:cs="Times New Roman"/>
+                <w:snapToGrid w:val="0"/>
+                <w:color w:val="000000"/>
+                <w:sz w:val="24"/>
+                <w:szCs w:val="21"/>
+                <w:lang w:val="en-US" w:eastAsia="zh-CN" w:bidi="ar-SA"/>
+              </w:rPr>
+            </w:pPr>
+          </w:p>
+        </w:tc>
+      </w:tr>
+      <w:tr>
+        <w:tblPrEx>
+          <w:tblBorders>
+            <w:top w:val="single" w:color="000000" w:sz="2" w:space="0"/>
+            <w:left w:val="single" w:color="000000" w:sz="2" w:space="0"/>
+            <w:bottom w:val="single" w:color="000000" w:sz="2" w:space="0"/>
+            <w:right w:val="single" w:color="000000" w:sz="2" w:space="0"/>
+            <w:insideH w:val="single" w:color="000000" w:sz="2" w:space="0"/>
+            <w:insideV w:val="single" w:color="000000" w:sz="2" w:space="0"/>
+          </w:tblBorders>
+          <w:tblCellMar>
+            <w:top w:w="0" w:type="dxa"/>
+            <w:left w:w="0" w:type="dxa"/>
+            <w:bottom w:w="0" w:type="dxa"/>
+            <w:right w:w="0" w:type="dxa"/>
+          </w:tblCellMar>
+        </w:tblPrEx>
+        <w:trPr>
+          <w:trHeight w:val="562" w:hRule="atLeast"/>
+        </w:trPr>
+        <w:tc>
+          <w:tcPr>
+            <w:tcW w:w="2782" w:type="dxa"/>
+            <w:vAlign w:val="center"/>
+          </w:tcPr>
+          <w:p>
+            <w:pPr>
+              <w:pStyle w:val="7"/>
+              <w:keepNext w:val="0"/>
+              <w:keepLines w:val="0"/>
+              <w:widowControl/>
+              <w:suppressLineNumbers w:val="0"/>
+              <w:pBdr>
+                <w:top w:val="none" w:color="auto" w:sz="0" w:space="0"/>
+                <w:left w:val="none" w:color="auto" w:sz="0" w:space="0"/>
+                <w:bottom w:val="none" w:color="auto" w:sz="0" w:space="0"/>
+                <w:right w:val="none" w:color="auto" w:sz="0" w:space="0"/>
+              </w:pBdr>
+              <w:spacing w:before="0" w:beforeAutospacing="0" w:after="0" w:afterAutospacing="0"/>
+              <w:ind w:left="0" w:leftChars="0" w:right="0" w:rightChars="0"/>
+              <w:rPr>
+                <w:rFonts w:hint="default" w:eastAsia="楷体"/>
+                <w:lang w:val="en-US" w:eastAsia="zh-CN"/>
+              </w:rPr>
+            </w:pPr>
+          </w:p>
+        </w:tc>
+        <w:tc>
+          <w:tcPr>
+            <w:tcW w:w="2777" w:type="dxa"/>
+            <w:vAlign w:val="center"/>
+          </w:tcPr>
+          <w:p>
+            <w:pPr>
+              <w:keepNext w:val="0"/>
+              <w:keepLines w:val="0"/>
+              <w:widowControl/>
+              <w:suppressLineNumbers w:val="0"/>
+              <w:spacing w:before="0" w:beforeAutospacing="0" w:after="0" w:afterAutospacing="0" w:line="240" w:lineRule="atLeast"/>
+              <w:ind w:left="0" w:leftChars="0" w:right="0" w:rightChars="0"/>
+              <w:jc w:val="left"/>
+              <w:textAlignment w:val="center"/>
+              <w:rPr>
+                <w:rFonts w:ascii="Arial" w:hAnsi="Arial" w:eastAsia="楷体" w:cs="Times New Roman"/>
+                <w:snapToGrid w:val="0"/>
+                <w:color w:val="000000"/>
+                <w:sz w:val="24"/>
+                <w:szCs w:val="21"/>
+                <w:lang w:val="en-US" w:eastAsia="zh-CN" w:bidi="ar-SA"/>
+              </w:rPr>
+            </w:pPr>
+          </w:p>
+        </w:tc>
+        <w:tc>
+          <w:tcPr>
+            <w:tcW w:w="2777" w:type="dxa"/>
+            <w:vAlign w:val="center"/>
+          </w:tcPr>
+          <w:p>
+            <w:pPr>
+              <w:keepNext w:val="0"/>
+              <w:keepLines w:val="0"/>
+              <w:widowControl/>
+              <w:suppressLineNumbers w:val="0"/>
+              <w:spacing w:before="0" w:beforeAutospacing="0" w:after="0" w:afterAutospacing="0" w:line="240" w:lineRule="atLeast"/>
+              <w:ind w:left="0" w:leftChars="0" w:right="0" w:rightChars="0"/>
+              <w:jc w:val="left"/>
+              <w:textAlignment w:val="center"/>
+              <w:rPr>
+                <w:rFonts w:ascii="Arial" w:hAnsi="Arial" w:eastAsia="楷体" w:cs="Times New Roman"/>
+                <w:snapToGrid w:val="0"/>
+                <w:color w:val="000000"/>
+                <w:sz w:val="24"/>
+                <w:szCs w:val="21"/>
+                <w:lang w:val="en-US" w:eastAsia="zh-CN" w:bidi="ar-SA"/>
+              </w:rPr>
+            </w:pPr>
+          </w:p>
+        </w:tc>
+        <w:tc>
+          <w:tcPr>
+            <w:tcW w:w="2777" w:type="dxa"/>
+            <w:vAlign w:val="center"/>
+          </w:tcPr>
+          <w:p>
+            <w:pPr>
+              <w:keepNext w:val="0"/>
+              <w:keepLines w:val="0"/>
+              <w:widowControl/>
+              <w:suppressLineNumbers w:val="0"/>
+              <w:spacing w:before="0" w:beforeAutospacing="0" w:after="0" w:afterAutospacing="0" w:line="240" w:lineRule="atLeast"/>
+              <w:ind w:left="0" w:leftChars="0" w:right="0" w:rightChars="0"/>
+              <w:jc w:val="left"/>
+              <w:textAlignment w:val="center"/>
+              <w:rPr>
+                <w:rFonts w:ascii="Arial" w:hAnsi="Arial" w:eastAsia="楷体" w:cs="Times New Roman"/>
+                <w:snapToGrid w:val="0"/>
+                <w:color w:val="000000"/>
+                <w:sz w:val="24"/>
+                <w:szCs w:val="21"/>
+                <w:lang w:val="en-US" w:eastAsia="zh-CN" w:bidi="ar-SA"/>
+              </w:rPr>
+            </w:pPr>
+          </w:p>
+        </w:tc>
+        <w:tc>
+          <w:tcPr>
+            <w:tcW w:w="2838" w:type="dxa"/>
+            <w:vAlign w:val="center"/>
+          </w:tcPr>
+          <w:p>
+            <w:pPr>
+              <w:keepNext w:val="0"/>
+              <w:keepLines w:val="0"/>
+              <w:widowControl/>
+              <w:suppressLineNumbers w:val="0"/>
+              <w:spacing w:before="0" w:beforeAutospacing="0" w:after="0" w:afterAutospacing="0" w:line="240" w:lineRule="atLeast"/>
+              <w:ind w:left="0" w:leftChars="0" w:right="0" w:rightChars="0"/>
               <w:jc w:val="left"/>
               <w:textAlignment w:val="center"/>
               <w:rPr>
